--- a/job-search/resumes/23_Markel_Group_Senior_Lead_Business_Analyst_Oracle_EPM_Report.docx
+++ b/job-search/resumes/23_Markel_Group_Senior_Lead_Business_Analyst_Oracle_EPM_Report.docx
@@ -56,7 +56,7 @@
     </w:p>
     <w:p>
       <w:pPr>
-        <w:spacing w:after="60" w:before="160" w:line="240" w:lineRule="auto"/>
+        <w:spacing w:after="60" w:before="140" w:line="240" w:lineRule="auto"/>
         <w:pBdr>
           <w:bottom w:val="single" w:sz="6" w:space="2" w:color="BFBFBF"/>
         </w:pBdr>
@@ -84,12 +84,12 @@
           <w:i w:val="0"/>
           <w:sz w:val="20"/>
         </w:rPr>
-        <w:t>Analyst with 6+ years delivering financial and operational analysis — cost-benefit, reconciliation and margin impact — to senior decision-makers. Analysis behind $10M in annual transportation savings and a $50M logistics cost reduction, presented directly to senior leadership. Advanced SQL and Python, Power BI and Tableau, with a track record of dashboards that cut reporting time and KPI frameworks leadership actually uses. Writes user stories and acceptance criteria, authors test cases, partners with QA through defect triage, and drives UAT and business acceptance to formal sign-off. M.S. Information Systems; B.E. Industrial Engineering.</w:t>
+        <w:t>Data analyst with 6+ years turning complex, high-volume enterprise datasets into decisions, owning the work end to end from extraction and modeling through dashboards and executive reporting. Advanced SQL and Python with Power BI and Tableau — dashboards that cut reporting time 30% and KPI frameworks presented monthly to senior leadership. Writes user stories and acceptance criteria, authors test cases, partners with QA through defect triage, and drives UAT and business acceptance to formal sign-off. Python and SQL pipelines released through CI/CD practices, plus Informatica ETL standards that keep data flows consistent and auditable.</w:t>
       </w:r>
     </w:p>
     <w:p>
       <w:pPr>
-        <w:spacing w:after="60" w:before="160" w:line="240" w:lineRule="auto"/>
+        <w:spacing w:after="60" w:before="140" w:line="240" w:lineRule="auto"/>
         <w:pBdr>
           <w:bottom w:val="single" w:sz="6" w:space="2" w:color="BFBFBF"/>
         </w:pBdr>
@@ -117,12 +117,12 @@
           <w:i w:val="0"/>
           <w:sz w:val="19"/>
         </w:rPr>
-        <w:t>Requirements Elicitation &amp; Documentation  ·  User Stories &amp; Acceptance Criteria  ·  UAT &amp; Business Acceptance Testing  ·  Test Case Authoring &amp; QA Partnership  ·  Current/Future-State Process Analysis  ·  Requirements Traceability  ·  SQL &amp; Python Analysis  ·  Power BI &amp; Tableau Dashboards  ·  KPI Design &amp; Executive Reporting  ·  Ad-hoc &amp; Self-Service Reporting  ·  Cost-Benefit &amp; Margin Analysis  ·  Financial Reporting &amp; Reconciliation</w:t>
+        <w:t>operational &amp; executive reporting  ·  process &amp; reporting automation  ·  stakeholder management  ·  Power BI (DAX, Power Query)  ·  system &amp; data integration  ·  reconciliation  ·  business requirements gathering  ·  SAP (SD, MM, CRM, PP, WLM)  ·  dashboards  ·  solution documentation  ·  data validation  ·  auditability &amp; controls  ·  Agile  ·  PowerPoint &amp; executive presentation</w:t>
       </w:r>
     </w:p>
     <w:p>
       <w:pPr>
-        <w:spacing w:after="60" w:before="160" w:line="240" w:lineRule="auto"/>
+        <w:spacing w:after="60" w:before="140" w:line="240" w:lineRule="auto"/>
         <w:pBdr>
           <w:bottom w:val="single" w:sz="6" w:space="2" w:color="BFBFBF"/>
         </w:pBdr>
@@ -156,7 +156,87 @@
           <w:rFonts w:ascii="Calibri" w:hAnsi="Calibri"/>
           <w:sz w:val="20"/>
         </w:rPr>
-        <w:t>Power BI (DAX, Power Query), Tableau, SSRS, executive dashboards, KPI scorecards</w:t>
+        <w:t>operational &amp; executive reporting, Power BI (DAX, Power Query), dashboards, Tableau, SSRS, KPI design &amp; monitoring</w:t>
+      </w:r>
+    </w:p>
+    <w:p>
+      <w:pPr>
+        <w:spacing w:after="20" w:before="0" w:line="240" w:lineRule="auto"/>
+      </w:pPr>
+      <w:r>
+        <w:rPr>
+          <w:rFonts w:ascii="Calibri" w:hAnsi="Calibri"/>
+          <w:b/>
+          <w:sz w:val="20"/>
+        </w:rPr>
+        <w:t xml:space="preserve">Data Engineering: </w:t>
+      </w:r>
+      <w:r>
+        <w:rPr>
+          <w:rFonts w:ascii="Calibri" w:hAnsi="Calibri"/>
+          <w:sz w:val="20"/>
+        </w:rPr>
+        <w:t>process &amp; reporting automation, system &amp; data integration, ETL pipeline development, Informatica, data modeling</w:t>
+      </w:r>
+    </w:p>
+    <w:p>
+      <w:pPr>
+        <w:spacing w:after="20" w:before="0" w:line="240" w:lineRule="auto"/>
+      </w:pPr>
+      <w:r>
+        <w:rPr>
+          <w:rFonts w:ascii="Calibri" w:hAnsi="Calibri"/>
+          <w:b/>
+          <w:sz w:val="20"/>
+        </w:rPr>
+        <w:t xml:space="preserve">Delivery &amp; Tools: </w:t>
+      </w:r>
+      <w:r>
+        <w:rPr>
+          <w:rFonts w:ascii="Calibri" w:hAnsi="Calibri"/>
+          <w:sz w:val="20"/>
+        </w:rPr>
+        <w:t>stakeholder management, Agile, PowerPoint &amp; executive presentation, cross-functional collaboration, mentoring &amp; knowledge transfer, Agile/Scrum, Waterfall, JIRA, Confluence</w:t>
+      </w:r>
+    </w:p>
+    <w:p>
+      <w:pPr>
+        <w:spacing w:after="20" w:before="0" w:line="240" w:lineRule="auto"/>
+      </w:pPr>
+      <w:r>
+        <w:rPr>
+          <w:rFonts w:ascii="Calibri" w:hAnsi="Calibri"/>
+          <w:b/>
+          <w:sz w:val="20"/>
+        </w:rPr>
+        <w:t xml:space="preserve">Analytics &amp; Modeling: </w:t>
+      </w:r>
+      <w:r>
+        <w:rPr>
+          <w:rFonts w:ascii="Calibri" w:hAnsi="Calibri"/>
+          <w:sz w:val="20"/>
+        </w:rPr>
+        <w:t>reconciliation, forecasting, statistical analysis, root cause analysis</w:t>
+      </w:r>
+    </w:p>
+    <w:p>
+      <w:pPr>
+        <w:spacing w:after="20" w:before="0" w:line="240" w:lineRule="auto"/>
+      </w:pPr>
+      <w:r>
+        <w:rPr>
+          <w:rFonts w:ascii="Calibri" w:hAnsi="Calibri"/>
+          <w:b/>
+          <w:sz w:val="20"/>
+        </w:rPr>
+        <w:t xml:space="preserve">Business Analysis: </w:t>
+      </w:r>
+      <w:r>
+        <w:rPr>
+          <w:rFonts w:ascii="Calibri" w:hAnsi="Calibri"/>
+          <w:sz w:val="20"/>
+        </w:rPr>
+        <w:t>business requirements gathering, solution documentation</w:t>
       </w:r>
     </w:p>
     <w:p>
@@ -176,47 +256,7 @@
           <w:rFonts w:ascii="Calibri" w:hAnsi="Calibri"/>
           <w:sz w:val="20"/>
         </w:rPr>
-        <w:t>SAP (SD, MM, CRM, PP, WLM), SQL Server, Snowflake, Informatica, WMS</w:t>
-      </w:r>
-    </w:p>
-    <w:p>
-      <w:pPr>
-        <w:spacing w:after="20" w:before="0" w:line="240" w:lineRule="auto"/>
-      </w:pPr>
-      <w:r>
-        <w:rPr>
-          <w:rFonts w:ascii="Calibri" w:hAnsi="Calibri"/>
-          <w:b/>
-          <w:sz w:val="20"/>
-        </w:rPr>
-        <w:t xml:space="preserve">Analytics &amp; Querying: </w:t>
-      </w:r>
-      <w:r>
-        <w:rPr>
-          <w:rFonts w:ascii="Calibri" w:hAnsi="Calibri"/>
-          <w:sz w:val="20"/>
-        </w:rPr>
-        <w:t>SQL (advanced), Python (Pandas, NumPy, Scikit-learn), Excel (advanced), SAS, VBA, PowerShell</w:t>
-      </w:r>
-    </w:p>
-    <w:p>
-      <w:pPr>
-        <w:spacing w:after="20" w:before="0" w:line="240" w:lineRule="auto"/>
-      </w:pPr>
-      <w:r>
-        <w:rPr>
-          <w:rFonts w:ascii="Calibri" w:hAnsi="Calibri"/>
-          <w:b/>
-          <w:sz w:val="20"/>
-        </w:rPr>
-        <w:t xml:space="preserve">Business Analysis: </w:t>
-      </w:r>
-      <w:r>
-        <w:rPr>
-          <w:rFonts w:ascii="Calibri" w:hAnsi="Calibri"/>
-          <w:sz w:val="20"/>
-        </w:rPr>
-        <w:t>Requirements elicitation, functional &amp; non-functional specs, user stories, acceptance criteria, process flows (Visio), current/future-state and gap analysis</w:t>
+        <w:t>SAP (SD, MM, CRM, PP, WLM), SQL Server, Snowflake</w:t>
       </w:r>
     </w:p>
     <w:p>
@@ -236,7 +276,7 @@
           <w:rFonts w:ascii="Calibri" w:hAnsi="Calibri"/>
           <w:sz w:val="20"/>
         </w:rPr>
-        <w:t>Test scenarios &amp; test cases, test data preparation, QA partnership, defect triage, UAT and business acceptance</w:t>
+        <w:t>data validation</w:t>
       </w:r>
     </w:p>
     <w:p>
@@ -249,19 +289,39 @@
           <w:b/>
           <w:sz w:val="20"/>
         </w:rPr>
-        <w:t xml:space="preserve">Data Engineering: </w:t>
+        <w:t xml:space="preserve">Data Governance: </w:t>
       </w:r>
       <w:r>
         <w:rPr>
           <w:rFonts w:ascii="Calibri" w:hAnsi="Calibri"/>
           <w:sz w:val="20"/>
         </w:rPr>
-        <w:t>ETL pipeline development, Informatica, large-dataset cleaning &amp; processing, data modeling, database design, system integration</w:t>
+        <w:t>auditability &amp; controls</w:t>
       </w:r>
     </w:p>
     <w:p>
       <w:pPr>
-        <w:spacing w:after="60" w:before="160" w:line="240" w:lineRule="auto"/>
+        <w:spacing w:after="20" w:before="0" w:line="240" w:lineRule="auto"/>
+      </w:pPr>
+      <w:r>
+        <w:rPr>
+          <w:rFonts w:ascii="Calibri" w:hAnsi="Calibri"/>
+          <w:b/>
+          <w:sz w:val="20"/>
+        </w:rPr>
+        <w:t xml:space="preserve">Domain Expertise: </w:t>
+      </w:r>
+      <w:r>
+        <w:rPr>
+          <w:rFonts w:ascii="Calibri" w:hAnsi="Calibri"/>
+          <w:sz w:val="20"/>
+        </w:rPr>
+        <w:t>healthcare data</w:t>
+      </w:r>
+    </w:p>
+    <w:p>
+      <w:pPr>
+        <w:spacing w:after="60" w:before="140" w:line="240" w:lineRule="auto"/>
         <w:pBdr>
           <w:bottom w:val="single" w:sz="6" w:space="2" w:color="BFBFBF"/>
         </w:pBdr>
@@ -331,35 +391,7 @@
           <w:rFonts w:ascii="Calibri" w:hAnsi="Calibri"/>
           <w:sz w:val="20"/>
         </w:rPr>
-        <w:t>Built analytical models for the transportation function that exposed critical deficiencies in the bidding process, delivering recommendations worth $10M in annual cost savings.</w:t>
-      </w:r>
-    </w:p>
-    <w:p>
-      <w:pPr>
-        <w:pStyle w:val="ListBullet"/>
-        <w:spacing w:after="40" w:before="0" w:line="240" w:lineRule="auto"/>
-        <w:ind w:left="259" w:hanging="187"/>
-      </w:pPr>
-      <w:r>
-        <w:rPr>
-          <w:rFonts w:ascii="Calibri" w:hAnsi="Calibri"/>
-          <w:sz w:val="20"/>
-        </w:rPr>
-        <w:t>Lead a monthly executive reporting cadence, presenting dashboard-driven insight on performance, risks and trends to align senior leadership on priorities.</w:t>
-      </w:r>
-    </w:p>
-    <w:p>
-      <w:pPr>
-        <w:pStyle w:val="ListBullet"/>
-        <w:spacing w:after="40" w:before="0" w:line="240" w:lineRule="auto"/>
-        <w:ind w:left="259" w:hanging="187"/>
-      </w:pPr>
-      <w:r>
-        <w:rPr>
-          <w:rFonts w:ascii="Calibri" w:hAnsi="Calibri"/>
-          <w:sz w:val="20"/>
-        </w:rPr>
-        <w:t>Partnered with product and operations teams to turn analysis into process improvements, contributing to a $10,000 monthly labor cost reduction.</w:t>
+        <w:t>Build and automate Python and SQL data pipelines and reporting applications released through CI/CD practices on cloud infrastructure.</w:t>
       </w:r>
     </w:p>
     <w:p>
@@ -401,6 +433,20 @@
           <w:rFonts w:ascii="Calibri" w:hAnsi="Calibri"/>
           <w:sz w:val="20"/>
         </w:rPr>
+        <w:t>Partnered with product and operations teams to turn analysis into process improvements, contributing to a $10,000 monthly labor cost reduction.</w:t>
+      </w:r>
+    </w:p>
+    <w:p>
+      <w:pPr>
+        <w:pStyle w:val="ListBullet"/>
+        <w:spacing w:after="40" w:before="0" w:line="240" w:lineRule="auto"/>
+        <w:ind w:left="259" w:hanging="187"/>
+      </w:pPr>
+      <w:r>
+        <w:rPr>
+          <w:rFonts w:ascii="Calibri" w:hAnsi="Calibri"/>
+          <w:sz w:val="20"/>
+        </w:rPr>
         <w:t>Serve as an expert resource to report consumers and mentor junior analysts on analytical methods, documentation standards and stakeholder communication.</w:t>
       </w:r>
     </w:p>
@@ -415,7 +461,21 @@
           <w:rFonts w:ascii="Calibri" w:hAnsi="Calibri"/>
           <w:sz w:val="20"/>
         </w:rPr>
-        <w:t>Designed a carton-sizing optimization model that saved 200 man-hours per month through data-driven change to inventory processes.</w:t>
+        <w:t>Built analytical models for the transportation function that exposed critical deficiencies in the bidding process, delivering recommendations worth $10M in annual cost savings.</w:t>
+      </w:r>
+    </w:p>
+    <w:p>
+      <w:pPr>
+        <w:pStyle w:val="ListBullet"/>
+        <w:spacing w:after="40" w:before="0" w:line="240" w:lineRule="auto"/>
+        <w:ind w:left="259" w:hanging="187"/>
+      </w:pPr>
+      <w:r>
+        <w:rPr>
+          <w:rFonts w:ascii="Calibri" w:hAnsi="Calibri"/>
+          <w:sz w:val="20"/>
+        </w:rPr>
+        <w:t>Elicit business, functional and non-functional requirements from non-technical stakeholders and translate them into documented specifications, user stories and acceptance criteria.</w:t>
       </w:r>
     </w:p>
     <w:p>
@@ -457,7 +517,7 @@
           <w:rFonts w:ascii="Calibri" w:hAnsi="Calibri"/>
           <w:sz w:val="20"/>
         </w:rPr>
-        <w:t>Conducted cost-benefit and root cause analysis in SQL, Power BI and Tableau across pharmaceutical operations, identifying inefficiencies that drove a $50M reduction in logistics costs.</w:t>
+        <w:t>Integrated SSRS with SQL Server and Excel to automate reporting pipelines, eliminating manual reporting effort and improving data accessibility for business and IT teams.</w:t>
       </w:r>
     </w:p>
     <w:p>
@@ -499,7 +559,21 @@
           <w:rFonts w:ascii="Calibri" w:hAnsi="Calibri"/>
           <w:sz w:val="20"/>
         </w:rPr>
-        <w:t>Delivered capacity planning and rough-cut capacity models supporting production and distribution planning, contributing to a 15% improvement in profit margins.</w:t>
+        <w:t>Established a standardized Informatica ETL operating procedure for product data ingestion into SAP, creating consistent, auditable and lineage-traceable data flows across business functions.</w:t>
+      </w:r>
+    </w:p>
+    <w:p>
+      <w:pPr>
+        <w:pStyle w:val="ListBullet"/>
+        <w:spacing w:after="40" w:before="0" w:line="240" w:lineRule="auto"/>
+        <w:ind w:left="259" w:hanging="187"/>
+      </w:pPr>
+      <w:r>
+        <w:rPr>
+          <w:rFonts w:ascii="Calibri" w:hAnsi="Calibri"/>
+          <w:sz w:val="20"/>
+        </w:rPr>
+        <w:t>Conducted cost-benefit and root cause analysis in SQL, Power BI and Tableau across pharmaceutical operations, identifying inefficiencies that drove a $50M reduction in logistics costs.</w:t>
       </w:r>
     </w:p>
     <w:p>
@@ -527,26 +601,12 @@
           <w:rFonts w:ascii="Calibri" w:hAnsi="Calibri"/>
           <w:sz w:val="20"/>
         </w:rPr>
-        <w:t>Integrated SSRS with SQL Server and Excel to automate reporting pipelines, eliminating manual reporting effort and improving data accessibility for business and IT teams.</w:t>
-      </w:r>
-    </w:p>
-    <w:p>
-      <w:pPr>
-        <w:pStyle w:val="ListBullet"/>
-        <w:spacing w:after="40" w:before="0" w:line="240" w:lineRule="auto"/>
-        <w:ind w:left="259" w:hanging="187"/>
-      </w:pPr>
-      <w:r>
-        <w:rPr>
-          <w:rFonts w:ascii="Calibri" w:hAnsi="Calibri"/>
-          <w:sz w:val="20"/>
-        </w:rPr>
         <w:t>Ran daily supply-demand gap analysis using VBA, Power BI, Tableau and PowerShell, reducing stockouts 30% through proactive insight delivery.</w:t>
       </w:r>
     </w:p>
     <w:p>
       <w:pPr>
-        <w:spacing w:after="60" w:before="160" w:line="240" w:lineRule="auto"/>
+        <w:spacing w:after="60" w:before="140" w:line="240" w:lineRule="auto"/>
         <w:pBdr>
           <w:bottom w:val="single" w:sz="6" w:space="2" w:color="BFBFBF"/>
         </w:pBdr>
@@ -621,7 +681,7 @@
     </w:p>
     <w:sectPr>
       <w:pgSz w:w="12240" w:h="15840"/>
-      <w:pgMar w:top="720" w:right="936" w:bottom="720" w:left="936" w:header="720" w:footer="720" w:gutter="0"/>
+      <w:pgMar w:top="720" w:right="864" w:bottom="720" w:left="864" w:header="720" w:footer="720" w:gutter="0"/>
       <w:cols w:space="720"/>
       <w:docGrid w:linePitch="360"/>
     </w:sectPr>
